--- a/submission/PIE-Block-作品介绍.docx
+++ b/submission/PIE-Block-作品介绍.docx
@@ -824,7 +824,7 @@
     <w:p>
       <w:pPr/>
       <w:r>
-        <w:t>截至 2026 年 10 月 22 日，仓库累计 608 次提交、1570 个受版本控制文件；Dart 代码约 2.4 万行（应用 57 个文件 9233 行，四个包 52 个文件 14517 行），测试约 6600 行；文档 27 篇、教材 10 章 + 3 个附录；GitHub Actions 覆盖 Windows、Linux 与 Android 三条流水线，打 v* 标签自动发布安装包、单文件便携版与免安装压缩包。</w:t>
+        <w:t>截至 2026 年 10 月 22 日，仓库累计 608 次提交、1570 个受版本控制文件；Dart 代码约 2.4 万行（应用 57 个文件 9233 行，四个包 52 个文件 14517 行），测试约 6600 行；文档 27 篇、教材 10 章 + 3 个附录；GitHub Actions 覆盖 Windows、Linux 与 Android 三条流水线，打 v* 标签自动发布安装包、免安装压缩包与 Linux 包。</w:t>
       </w:r>
     </w:p>
     <w:p>
@@ -978,7 +978,7 @@
         <w:t>（3）典型迭代案例。</w:t>
       </w:r>
       <w:r>
-        <w:t>音乐工程 OLED 五线谱（2026 年 10 月 17 日，一天内 30 余次提交）：先实现显示模型、固件库与主机对拍 fixture；随后发现整曲慢 2%–4%，定位到整屏刷屏耗时叠加在音符等待上，引入 Timer0 轮询时基补偿；又发现 SDCC 的 ISR 入口不保存 DPXL，改用纯轮询；再尝试把常量搬到高 64 KB，因 ROM USB-ISP 多次烧录不可靠而回退。内置 SDCC 工具链部署：中文用户名下 SDCC / ASlink 按系统 ANSI 代码页写 MAP 与日志，严格 UTF-8 解码抛异常——改为宽松解码并补 GBK 回归测试；杀毒软件占用刚复制的 exe 导致目录 rename 失败——改为串行部署、唯一暂存目录与退避重试。单文件便携版：Flutter 不支持把 flutter_windows.dll 与 data/ 静态链接进单个 exe，于是实现自解压启动器，按“版本号 + 载荷哈希”缓存解压并提供自检模式。</w:t>
+        <w:t>音乐工程 OLED 五线谱（2026 年 10 月 17 日，一天内 30 余次提交）：先实现显示模型、固件库与主机对拍 fixture；随后发现整曲慢 2%–4%，定位到整屏刷屏耗时叠加在音符等待上，引入 Timer0 轮询时基补偿；又发现 SDCC 的 ISR 入口不保存 DPXL，改用纯轮询；再尝试把常量搬到高 64 KB，因 ROM USB-ISP 多次烧录不可靠而回退。内置 SDCC 工具链部署：中文用户名下 SDCC / ASlink 按系统 ANSI 代码页写 MAP 与日志，严格 UTF-8 解码抛异常——改为宽松解码并补 GBK 回归测试；杀毒软件占用刚复制的 exe 导致目录 rename 失败——改为串行部署、唯一暂存目录与退避重试。构建缓存：把固件源码内容纳入构建与部署指纹，修复只改 .c 实现时旧固件被复用的问题。</w:t>
       </w:r>
     </w:p>
     <w:p>
@@ -1002,7 +1002,7 @@
         <w:t>（5）迭代数据与质量闸门。</w:t>
       </w:r>
       <w:r>
-        <w:t>竞赛周期（2026 年 10 月 15 日至 22 日）内完成 99 次提交，形成 1.4.0 → 1.5.0 的增量：音乐工程五线谱固件与重叠音符单音裁决、Material 3 动效统一、Windows 单文件便携版、中文用户名 SDCC 修复、教材骨架等。项目自 2026 年 7 月 23 日首次提交以来累计 608 次提交，全部遵循中文 Conventional Commits 并保持工作区干净，AI 协作过程与取舍记录在 docs/、.trae/ 与 .workbuddy/ 中。</w:t>
+        <w:t>竞赛周期（2026 年 10 月 15 日至 22 日）内完成 99 次提交，形成 1.4.0 → 1.5.0 的增量：音乐工程五线谱固件与重叠音符单音裁决、Material 3 动效统一、构建缓存指纹修复、中文用户名 SDCC 修复、教材骨架等。项目自 2026 年 7 月 23 日首次提交以来累计 608 次提交，全部遵循中文 Conventional Commits 并保持工作区干净，AI 协作过程与取舍记录在 docs/、.trae/ 与 .workbuddy/ 中。</w:t>
       </w:r>
     </w:p>
     <w:p>

--- a/submission/PIE-Block-作品介绍.docx
+++ b/submission/PIE-Block-作品介绍.docx
@@ -934,7 +934,7 @@
         <w:t>（4）开放与复用。</w:t>
       </w:r>
       <w:r>
-        <w:t>全部代码、文档与教材开源在 GitHub（github.com/louqingjie/PIE-Block），官网 pieblock.asia 提供在线体验与文档入口；SDCC C251 工具链、OpenCode CLI、字体与 Flutter 依赖等第三方组件均按许可证随包声明，便于其他学校或队伍参考与二次开发。</w:t>
+        <w:t>全部代码、文档与教材开源在 GitHub（github.com/louqingjie/PIE-Block），官网 pieblock.asia 提供在线体验与文档入口；SDCC C251 工具链、字体与 Flutter 依赖等第三方组件均按许可证随包声明，便于其他学校或队伍参考与二次开发。</w:t>
       </w:r>
     </w:p>
     <w:p>
@@ -954,7 +954,7 @@
         <w:t>（1）工具与模型。</w:t>
       </w:r>
       <w:r>
-        <w:t>作品开发全程使用 AI 编程工具辅助，包括 TRAE、OpenCode、WorkBuddy、DeepSeek Harness（DeepSeek 模型）、Qoder、CodeBuddy、Codex 与 Claude Code。不同工具承担不同角色：TRAE 保存了 5 份实施方案（分支迁移、Windows 安装器、代码页 C / 汇编对照视图等），OpenCode 通过 opencode.json 配置 Agent 的 bash / edit / webfetch 权限，WorkBuddy 以 .workbuddy/memory 记录长期协作约定与事故复盘，DeepSeek Harness 用于长链路任务与材料处理；其余工具用于实现、调试与重构。</w:t>
+        <w:t>作品开发全程使用 AI 编程工具辅助，包括 TRAE、WorkBuddy、DeepSeek Harness（DeepSeek 模型）、Qoder、CodeBuddy、Codex 与 Claude Code。不同工具承担不同角色：TRAE 保存了 5 份实施方案（分支迁移、Windows 安装器、代码页 C / 汇编对照视图等），WorkBuddy 以 .workbuddy/memory 记录长期协作约定与事故复盘，DeepSeek Harness 用于长链路任务与材料处理；其余工具用于实现、调试与重构。</w:t>
       </w:r>
     </w:p>
     <w:p>

--- a/submission/PIE-Block-作品介绍.docx
+++ b/submission/PIE-Block-作品介绍.docx
@@ -9,34 +9,6 @@
       </w:pPr>
       <w:r>
         <w:t>作品介绍</w:t>
-      </w:r>
-    </w:p>
-    <w:p>
-      <w:pPr>
-        <w:spacing w:before="120" w:after="40"/>
-        <w:jc w:val="center"/>
-      </w:pPr>
-      <w:r>
-        <w:rPr>
-          <w:rFonts w:ascii="Times New Roman" w:hAnsi="Times New Roman" w:eastAsia="黑体"/>
-          <w:b/>
-          <w:color w:val="17365D"/>
-          <w:sz w:val="24"/>
-        </w:rPr>
-        <w:t>PIE-Block —— 首都师范大学 RoboMaster 机甲大师赛机器人图形化配置集成开发环境</w:t>
-      </w:r>
-    </w:p>
-    <w:p>
-      <w:pPr>
-        <w:spacing w:after="240"/>
-        <w:jc w:val="center"/>
-      </w:pPr>
-      <w:r>
-        <w:rPr>
-          <w:color w:val="595959"/>
-          <w:sz w:val="20"/>
-        </w:rPr>
-        <w:t>作品类型：桌面应用（Windows / Linux，另提供 Web 在线体验版）　｜　版本：1.5.0　｜　开源仓库：https://github.com/louqingjie/PIE-Block　｜　官网：https://pieblock.asia</w:t>
       </w:r>
     </w:p>
     <w:p>
@@ -942,7 +914,7 @@
         <w:pStyle w:val="21"/>
       </w:pPr>
       <w:r>
-        <w:t>5. AI 协作开发过程说明</w:t>
+        <w:t>5.AI协作开发过程说明</w:t>
       </w:r>
     </w:p>
     <w:p>
